--- a/docs/SurgeryReady_Clinical_Guidelines_Master.docx
+++ b/docs/SurgeryReady_Clinical_Guidelines_Master.docx
@@ -116,7 +116,7 @@
           <w:sz w:val="22"/>
           <w:szCs w:val="22"/>
         </w:rPr>
-        <w:t xml:space="preserve">Version 1.0  •  2026</w:t>
+        <w:t xml:space="preserve">Version 1.1  •  June 2026</w:t>
       </w:r>
     </w:p>
     <w:p>
@@ -136,8 +136,20 @@
     </w:p>
     <w:p>
       <w:pPr>
-        <w:spacing w:after="60"/>
+        <w:spacing w:before="80" w:after="60"/>
+        <w:jc w:val="center"/>
       </w:pPr>
+      <w:r>
+        <w:rPr>
+          <w:rFonts w:ascii="Arial" w:cs="Arial" w:eastAsia="Arial" w:hAnsi="Arial"/>
+          <w:i/>
+          <w:iCs/>
+          <w:color w:val="7C8E9B"/>
+          <w:sz w:val="18"/>
+          <w:szCs w:val="18"/>
+        </w:rPr>
+        <w:t xml:space="preserve">Synchronized with the live 34-pathway provider engine — generatePlan(), src/App.jsx (June 29, 2026)</w:t>
+      </w:r>
     </w:p>
     <w:p>
       <w:pPr>
